--- a/Doc/04_IoT_Technology_Stack.docx
+++ b/Doc/04_IoT_Technology_Stack.docx
@@ -4,7 +4,7 @@
   <w:body>
     <w:p>
       <w:r>
-        <w:t>AQRESS SENSEGRID</w:t>
+        <w:t>AQRESS PULSE</w:t>
       </w:r>
     </w:p>
     <w:p>
@@ -17,7 +17,7 @@
     </w:p>
     <w:p>
       <w:r>
-        <w:t>AQRESS SenseGrid — IoT Sensor &amp; Device Management Platform</w:t>
+        <w:t>AQRESS Pulse — IoT Sensor &amp; Device Management Platform</w:t>
       </w:r>
     </w:p>
     <w:tbl>
@@ -3835,7 +3835,7 @@
                 <w:b w:val="0"/>
                 <w:sz w:val="18"/>
               </w:rPr>
-              <w:t>sensegrid/{device_uid}/...; per-device ACL: publish telemetry/status/config acknowledgements, subscribe only config/command for the same device UID.</w:t>
+              <w:t>pulse/{device_uid}/...; per-device ACL: publish telemetry/status/config acknowledgements, subscribe only config/command for the same device UID.</w:t>
             </w:r>
           </w:p>
         </w:tc>
@@ -5771,7 +5771,7 @@
       </w:pBdr>
     </w:pPr>
     <w:r>
-      <w:t>AQRESS SenseGrid — Technology Stack</w:t>
+      <w:t>AQRESS Pulse — Technology Stack</w:t>
     </w:r>
   </w:p>
 </w:hdr>
